--- a/submissions/kaisennhu/05_验证结果/验证报告.docx
+++ b/submissions/kaisennhu/05_验证结果/验证报告.docx
@@ -12,7 +12,7 @@
     </w:p>
     <w:p>
       <w:r>
-        <w:t>本报告只对应随包唯一提交策略。源码 SHA256：6a30c42d1a939b131290c2802a1b2942fad991cc857dede96cbc3890b8cb22d6；官方 SDK 固定为 6b1666eb908a4cb55a84dc20832d9e57ffc1e4c4。原始公开输入、模拟器及冻结参考成本未修改。</w:t>
+        <w:t>本报告只对应随包唯一提交策略。源码 SHA256：3977a1c70be98264736945b2eeb7a33b508c051a680eb9a024a739877423a08e；官方 SDK 固定为 6b1666eb908a4cb55a84dc20832d9e57ffc1e4c4。原始公开输入、模拟器及冻结参考成本未修改。</w:t>
       </w:r>
     </w:p>
     <w:p>
@@ -25,7 +25,7 @@
     </w:p>
     <w:p>
       <w:r>
-        <w:t>39条全部通过官方独立回放。自动分 89.9792/90，其中可行性20.0/20、优化59.9792/60、性能10.0/10。官方贪心为 67.1981/90。设计与可复现性另由评委评分10分，未自动计入；这不是隐藏集成绩或排名。</w:t>
+        <w:t>39条全部通过官方独立回放。自动分 89.9899/90，其中可行性20.0/20、优化59.9899/60、性能10.0/10。官方贪心为 67.1981/90。设计与可复现性另由评委评分10分，未自动计入；这不是隐藏集成绩或排名。</w:t>
       </w:r>
     </w:p>
     <w:p>
@@ -43,7 +43,7 @@
     </w:p>
     <w:p>
       <w:r>
-        <w:t>438条不同输入各运行三次，共 1314次提交策略运行及对应官方回放。每次均合法，同一输入三次完整输出SHA256一致。三次重复不是三个独立负载样本。</w:t>
+        <w:t>481条不同输入各运行三次，共 1443次提交策略运行及对应官方回放。每次均合法，同一输入三次完整输出SHA256一致。三次重复不是三个独立负载样本。</w:t>
       </w:r>
     </w:p>
     <w:tbl>
@@ -500,7 +500,115 @@
               <w:rPr>
                 <w:sz w:val="18"/>
               </w:rPr>
-              <w:t>冻结后独立家族</w:t>
+              <w:t>复用形态回归</w:t>
+            </w:r>
+          </w:p>
+        </w:tc>
+        <w:tc>
+          <w:tcPr>
+            <w:tcW w:type="dxa" w:w="2520"/>
+          </w:tcPr>
+          <w:p>
+            <w:r>
+              <w:rPr>
+                <w:sz w:val="18"/>
+              </w:rPr>
+              <w:t>24</w:t>
+            </w:r>
+          </w:p>
+        </w:tc>
+        <w:tc>
+          <w:tcPr>
+            <w:tcW w:type="dxa" w:w="2520"/>
+          </w:tcPr>
+          <w:p>
+            <w:r>
+              <w:rPr>
+                <w:sz w:val="18"/>
+              </w:rPr>
+              <w:t>72</w:t>
+            </w:r>
+          </w:p>
+        </w:tc>
+        <w:tc>
+          <w:tcPr>
+            <w:tcW w:type="dxa" w:w="2520"/>
+          </w:tcPr>
+          <w:p>
+            <w:r>
+              <w:rPr>
+                <w:sz w:val="18"/>
+              </w:rPr>
+              <w:t>全部通过且输出一致</w:t>
+            </w:r>
+          </w:p>
+        </w:tc>
+      </w:tr>
+      <w:tr>
+        <w:tc>
+          <w:tcPr>
+            <w:tcW w:type="dxa" w:w="2520"/>
+          </w:tcPr>
+          <w:p>
+            <w:r>
+              <w:rPr>
+                <w:sz w:val="18"/>
+              </w:rPr>
+              <w:t>缓存准入专项</w:t>
+            </w:r>
+          </w:p>
+        </w:tc>
+        <w:tc>
+          <w:tcPr>
+            <w:tcW w:type="dxa" w:w="2520"/>
+          </w:tcPr>
+          <w:p>
+            <w:r>
+              <w:rPr>
+                <w:sz w:val="18"/>
+              </w:rPr>
+              <w:t>19</w:t>
+            </w:r>
+          </w:p>
+        </w:tc>
+        <w:tc>
+          <w:tcPr>
+            <w:tcW w:type="dxa" w:w="2520"/>
+          </w:tcPr>
+          <w:p>
+            <w:r>
+              <w:rPr>
+                <w:sz w:val="18"/>
+              </w:rPr>
+              <w:t>57</w:t>
+            </w:r>
+          </w:p>
+        </w:tc>
+        <w:tc>
+          <w:tcPr>
+            <w:tcW w:type="dxa" w:w="2520"/>
+          </w:tcPr>
+          <w:p>
+            <w:r>
+              <w:rPr>
+                <w:sz w:val="18"/>
+              </w:rPr>
+              <w:t>全部通过且输出一致</w:t>
+            </w:r>
+          </w:p>
+        </w:tc>
+      </w:tr>
+      <w:tr>
+        <w:tc>
+          <w:tcPr>
+            <w:tcW w:type="dxa" w:w="2520"/>
+          </w:tcPr>
+          <w:p>
+            <w:r>
+              <w:rPr>
+                <w:sz w:val="18"/>
+              </w:rPr>
+              <w:t>冻结后留出组合</w:t>
             </w:r>
           </w:p>
         </w:tc>
@@ -547,7 +655,7 @@
     </w:tbl>
     <w:p>
       <w:r>
-        <w:t>除官方39条外，其他399条为本地构建。318条使用官方生成器和显式后处理；33条协议级分布/尺寸边界、24条缓存与到达过程专项、24条随机更新/游走等家族独立构造。只有最后24条在此源码冻结后生成且未用于选择。其余数据为可见验证或回归材料，不能称未见测试。所有合成数据都不是主办方隐藏集。</w:t>
+        <w:t>除官方39条外，其他442条为本地构建：318条使用官方生成器及显式后处理，33条协议级分布/尺寸边界、24条缓存与到达过程、24条复用形态回归、19条缓存准入专项，以及24条冻结后留出组合。既有数据与准入专项均为可见验证；只有最后24条在当前源码冻结后生成且未用于重新选参。留出覆盖到达变化、错峰热点、TTL周转和偏斜复用。所有合成数据均非主办方隐藏集。</w:t>
       </w:r>
     </w:p>
     <w:p>
@@ -560,7 +668,7 @@
     </w:p>
     <w:p>
       <w:r>
-        <w:t>177条对照中，当前策略和官方贪心均有三次独立运行及回放证据。基线为同一固定二进制；已有确定性基线记录按二进制与输入哈希核验复用。仅比较模型J，不将记录中的墙钟时间用于加速比结论。</w:t>
+        <w:t>220条对照中，当前策略和官方贪心均有三次独立运行及回放证据。基线为同一固定二进制；已有确定性基线记录按二进制与输入哈希核验复用。仅比较模型J，不将记录中的墙钟时间用于加速比结论。</w:t>
       </w:r>
     </w:p>
     <w:tbl>
@@ -679,7 +787,7 @@
               <w:rPr>
                 <w:sz w:val="18"/>
               </w:rPr>
-              <w:t>94 / 0 / 2</w:t>
+              <w:t>96 / 0 / 0</w:t>
             </w:r>
           </w:p>
         </w:tc>
@@ -692,7 +800,7 @@
               <w:rPr>
                 <w:sz w:val="18"/>
               </w:rPr>
-              <w:t>0.6118</w:t>
+              <w:t>0.6080</w:t>
             </w:r>
           </w:p>
         </w:tc>
@@ -705,7 +813,7 @@
               <w:rPr>
                 <w:sz w:val="18"/>
               </w:rPr>
-              <w:t>+7.73%</w:t>
+              <w:t>-0.14%</w:t>
             </w:r>
           </w:p>
         </w:tc>
@@ -759,7 +867,7 @@
               <w:rPr>
                 <w:sz w:val="18"/>
               </w:rPr>
-              <w:t>0.4046</w:t>
+              <w:t>0.3985</w:t>
             </w:r>
           </w:p>
         </w:tc>
@@ -893,7 +1001,7 @@
               <w:rPr>
                 <w:sz w:val="18"/>
               </w:rPr>
-              <w:t>0.9325</w:t>
+              <w:t>0.9323</w:t>
             </w:r>
           </w:p>
         </w:tc>
@@ -921,7 +1029,7 @@
               <w:rPr>
                 <w:sz w:val="18"/>
               </w:rPr>
-              <w:t>冻结后独立家族</w:t>
+              <w:t>复用形态回归</w:t>
             </w:r>
           </w:p>
         </w:tc>
@@ -960,7 +1068,7 @@
               <w:rPr>
                 <w:sz w:val="18"/>
               </w:rPr>
-              <w:t>0.8559</w:t>
+              <w:t>0.8507</w:t>
             </w:r>
           </w:p>
         </w:tc>
@@ -973,7 +1081,141 @@
               <w:rPr>
                 <w:sz w:val="18"/>
               </w:rPr>
-              <w:t>+12.61%</w:t>
+              <w:t>+15.32%</w:t>
+            </w:r>
+          </w:p>
+        </w:tc>
+      </w:tr>
+      <w:tr>
+        <w:tc>
+          <w:tcPr>
+            <w:tcW w:type="dxa" w:w="2016"/>
+          </w:tcPr>
+          <w:p>
+            <w:r>
+              <w:rPr>
+                <w:sz w:val="18"/>
+              </w:rPr>
+              <w:t>缓存准入专项</w:t>
+            </w:r>
+          </w:p>
+        </w:tc>
+        <w:tc>
+          <w:tcPr>
+            <w:tcW w:type="dxa" w:w="2016"/>
+          </w:tcPr>
+          <w:p>
+            <w:r>
+              <w:rPr>
+                <w:sz w:val="18"/>
+              </w:rPr>
+              <w:t>19</w:t>
+            </w:r>
+          </w:p>
+        </w:tc>
+        <w:tc>
+          <w:tcPr>
+            <w:tcW w:type="dxa" w:w="2016"/>
+          </w:tcPr>
+          <w:p>
+            <w:r>
+              <w:rPr>
+                <w:sz w:val="18"/>
+              </w:rPr>
+              <w:t>17 / 1 / 1</w:t>
+            </w:r>
+          </w:p>
+        </w:tc>
+        <w:tc>
+          <w:tcPr>
+            <w:tcW w:type="dxa" w:w="2016"/>
+          </w:tcPr>
+          <w:p>
+            <w:r>
+              <w:rPr>
+                <w:sz w:val="18"/>
+              </w:rPr>
+              <w:t>0.9506</w:t>
+            </w:r>
+          </w:p>
+        </w:tc>
+        <w:tc>
+          <w:tcPr>
+            <w:tcW w:type="dxa" w:w="2016"/>
+          </w:tcPr>
+          <w:p>
+            <w:r>
+              <w:rPr>
+                <w:sz w:val="18"/>
+              </w:rPr>
+              <w:t>+0.00%</w:t>
+            </w:r>
+          </w:p>
+        </w:tc>
+      </w:tr>
+      <w:tr>
+        <w:tc>
+          <w:tcPr>
+            <w:tcW w:type="dxa" w:w="2016"/>
+          </w:tcPr>
+          <w:p>
+            <w:r>
+              <w:rPr>
+                <w:sz w:val="18"/>
+              </w:rPr>
+              <w:t>冻结后留出组合</w:t>
+            </w:r>
+          </w:p>
+        </w:tc>
+        <w:tc>
+          <w:tcPr>
+            <w:tcW w:type="dxa" w:w="2016"/>
+          </w:tcPr>
+          <w:p>
+            <w:r>
+              <w:rPr>
+                <w:sz w:val="18"/>
+              </w:rPr>
+              <w:t>24</w:t>
+            </w:r>
+          </w:p>
+        </w:tc>
+        <w:tc>
+          <w:tcPr>
+            <w:tcW w:type="dxa" w:w="2016"/>
+          </w:tcPr>
+          <w:p>
+            <w:r>
+              <w:rPr>
+                <w:sz w:val="18"/>
+              </w:rPr>
+              <w:t>14 / 0 / 10</w:t>
+            </w:r>
+          </w:p>
+        </w:tc>
+        <w:tc>
+          <w:tcPr>
+            <w:tcW w:type="dxa" w:w="2016"/>
+          </w:tcPr>
+          <w:p>
+            <w:r>
+              <w:rPr>
+                <w:sz w:val="18"/>
+              </w:rPr>
+              <w:t>0.9837</w:t>
+            </w:r>
+          </w:p>
+        </w:tc>
+        <w:tc>
+          <w:tcPr>
+            <w:tcW w:type="dxa" w:w="2016"/>
+          </w:tcPr>
+          <w:p>
+            <w:r>
+              <w:rPr>
+                <w:sz w:val="18"/>
+              </w:rPr>
+              <w:t>+3.35%</w:t>
             </w:r>
           </w:p>
         </w:tc>
@@ -986,7 +1228,7 @@
     </w:p>
     <w:p>
       <w:r>
-        <w:t>以下展示成本回退最大的输入；完整177条在《扩展成本对照.csv》，没有删除较差结果。</w:t>
+        <w:t>以下展示成本回退最大的输入；完整220条在《扩展成本对照.csv》，没有删除较差结果。</w:t>
       </w:r>
     </w:p>
     <w:tbl>
@@ -1186,7 +1428,7 @@
               <w:rPr>
                 <w:sz w:val="18"/>
               </w:rPr>
-              <w:t>132391</w:t>
+              <w:t>135573</w:t>
             </w:r>
           </w:p>
         </w:tc>
@@ -1212,7 +1454,7 @@
               <w:rPr>
                 <w:sz w:val="18"/>
               </w:rPr>
-              <w:t>+12.61%</w:t>
+              <w:t>+15.32%</w:t>
             </w:r>
           </w:p>
         </w:tc>
@@ -1267,60 +1509,6 @@
                 <w:sz w:val="18"/>
               </w:rPr>
               <w:t>+12.25%</w:t>
-            </w:r>
-          </w:p>
-        </w:tc>
-      </w:tr>
-      <w:tr>
-        <w:tc>
-          <w:tcPr>
-            <w:tcW w:type="dxa" w:w="2520"/>
-          </w:tcPr>
-          <w:p>
-            <w:r>
-              <w:rPr>
-                <w:sz w:val="18"/>
-              </w:rPr>
-              <w:t>small_cache_hot_26112729.json</w:t>
-            </w:r>
-          </w:p>
-        </w:tc>
-        <w:tc>
-          <w:tcPr>
-            <w:tcW w:type="dxa" w:w="2520"/>
-          </w:tcPr>
-          <w:p>
-            <w:r>
-              <w:rPr>
-                <w:sz w:val="18"/>
-              </w:rPr>
-              <w:t>87355</w:t>
-            </w:r>
-          </w:p>
-        </w:tc>
-        <w:tc>
-          <w:tcPr>
-            <w:tcW w:type="dxa" w:w="2520"/>
-          </w:tcPr>
-          <w:p>
-            <w:r>
-              <w:rPr>
-                <w:sz w:val="18"/>
-              </w:rPr>
-              <w:t>81085</w:t>
-            </w:r>
-          </w:p>
-        </w:tc>
-        <w:tc>
-          <w:tcPr>
-            <w:tcW w:type="dxa" w:w="2520"/>
-          </w:tcPr>
-          <w:p>
-            <w:r>
-              <w:rPr>
-                <w:sz w:val="18"/>
-              </w:rPr>
-              <w:t>+7.73%</w:t>
             </w:r>
           </w:p>
         </w:tc>
@@ -1443,7 +1631,7 @@
               <w:rPr>
                 <w:sz w:val="18"/>
               </w:rPr>
-              <w:t>small_cache_hot_26120131.json</w:t>
+              <w:t>length_8388608_batch_256.json</w:t>
             </w:r>
           </w:p>
         </w:tc>
@@ -1456,7 +1644,7 @@
               <w:rPr>
                 <w:sz w:val="18"/>
               </w:rPr>
-              <w:t>95737</w:t>
+              <w:t>813031</w:t>
             </w:r>
           </w:p>
         </w:tc>
@@ -1469,7 +1657,7 @@
               <w:rPr>
                 <w:sz w:val="18"/>
               </w:rPr>
-              <w:t>91166</w:t>
+              <w:t>783444</w:t>
             </w:r>
           </w:p>
         </w:tc>
@@ -1482,7 +1670,61 @@
               <w:rPr>
                 <w:sz w:val="18"/>
               </w:rPr>
-              <w:t>+5.01%</w:t>
+              <w:t>+3.78%</w:t>
+            </w:r>
+          </w:p>
+        </w:tc>
+      </w:tr>
+      <w:tr>
+        <w:tc>
+          <w:tcPr>
+            <w:tcW w:type="dxa" w:w="2520"/>
+          </w:tcPr>
+          <w:p>
+            <w:r>
+              <w:rPr>
+                <w:sz w:val="18"/>
+              </w:rPr>
+              <w:t>cache_visibility_9301.json</w:t>
+            </w:r>
+          </w:p>
+        </w:tc>
+        <w:tc>
+          <w:tcPr>
+            <w:tcW w:type="dxa" w:w="2520"/>
+          </w:tcPr>
+          <w:p>
+            <w:r>
+              <w:rPr>
+                <w:sz w:val="18"/>
+              </w:rPr>
+              <w:t>376088</w:t>
+            </w:r>
+          </w:p>
+        </w:tc>
+        <w:tc>
+          <w:tcPr>
+            <w:tcW w:type="dxa" w:w="2520"/>
+          </w:tcPr>
+          <w:p>
+            <w:r>
+              <w:rPr>
+                <w:sz w:val="18"/>
+              </w:rPr>
+              <w:t>363239</w:t>
+            </w:r>
+          </w:p>
+        </w:tc>
+        <w:tc>
+          <w:tcPr>
+            <w:tcW w:type="dxa" w:w="2520"/>
+          </w:tcPr>
+          <w:p>
+            <w:r>
+              <w:rPr>
+                <w:sz w:val="18"/>
+              </w:rPr>
+              <w:t>+3.54%</w:t>
             </w:r>
           </w:p>
         </w:tc>
@@ -1503,7 +1745,7 @@
     </w:p>
     <w:p>
       <w:r>
-        <w:t>38项功能回归、74项边界/变形及4项评分失败门禁，共 116项检查通过；官方自带框架和生成器检查另通过。74项边界另用AddressSanitizer和UndefinedBehaviorSanitizer执行，没有检测到错误。</w:t>
+        <w:t>38项功能回归、74项边界/变形、19项缓存准入及4项评分失败门禁，共 135项检查通过；官方自带框架和生成器检查另通过。74项边界另用AddressSanitizer和UndefinedBehaviorSanitizer执行，没有检测到错误。</w:t>
       </w:r>
     </w:p>
     <w:p>
@@ -1667,7 +1909,7 @@
               <w:rPr>
                 <w:sz w:val="18"/>
               </w:rPr>
-              <w:t>63.828</w:t>
+              <w:t>66.556</w:t>
             </w:r>
           </w:p>
         </w:tc>
@@ -1680,7 +1922,7 @@
               <w:rPr>
                 <w:sz w:val="18"/>
               </w:rPr>
-              <w:t>65.12</w:t>
+              <w:t>67.56</w:t>
             </w:r>
           </w:p>
         </w:tc>
@@ -1693,7 +1935,7 @@
               <w:rPr>
                 <w:sz w:val="18"/>
               </w:rPr>
-              <w:t>1208.7</w:t>
+              <w:t>1211.4</w:t>
             </w:r>
           </w:p>
         </w:tc>
@@ -1747,7 +1989,7 @@
               <w:rPr>
                 <w:sz w:val="18"/>
               </w:rPr>
-              <w:t>285.575</w:t>
+              <w:t>284.462</w:t>
             </w:r>
           </w:p>
         </w:tc>
@@ -1760,7 +2002,7 @@
               <w:rPr>
                 <w:sz w:val="18"/>
               </w:rPr>
-              <w:t>54.59</w:t>
+              <w:t>54.80</w:t>
             </w:r>
           </w:p>
         </w:tc>
@@ -1773,7 +2015,7 @@
               <w:rPr>
                 <w:sz w:val="18"/>
               </w:rPr>
-              <w:t>833.5</w:t>
+              <w:t>834.9</w:t>
             </w:r>
           </w:p>
         </w:tc>
@@ -1859,7 +2101,7 @@
               <w:rPr>
                 <w:sz w:val="18"/>
               </w:rPr>
-              <w:t>51.162 / 50.993 / 50.614</w:t>
+              <w:t>48.973 / 48.656 / 49.017</w:t>
             </w:r>
           </w:p>
         </w:tc>
@@ -1900,7 +2142,7 @@
               <w:rPr>
                 <w:sz w:val="18"/>
               </w:rPr>
-              <w:t>137.208 / 135.964 / 138.126</w:t>
+              <w:t>130.903 / 132.685 / 132.828</w:t>
             </w:r>
           </w:p>
         </w:tc>
@@ -1941,7 +2183,7 @@
               <w:rPr>
                 <w:sz w:val="18"/>
               </w:rPr>
-              <w:t>1316.281 / 1319.010 / 1321.250</w:t>
+              <w:t>1232.232 / 1257.757 / 1236.816</w:t>
             </w:r>
           </w:p>
         </w:tc>
@@ -1954,7 +2196,7 @@
               <w:rPr>
                 <w:sz w:val="18"/>
               </w:rPr>
-              <w:t>2886.0</w:t>
+              <w:t>2631.9</w:t>
             </w:r>
           </w:p>
         </w:tc>
@@ -1962,7 +2204,7 @@
     </w:tbl>
     <w:p>
       <w:r>
-        <w:t>所测最大决策耗时1321.250ms，小于题面60000ms；所测profile最大RSS为2886.0MiB，小于16384MB限制。程序仍需保存SDK输入输出、未完成请求和缓存状态，不能据此宣称恒定内存或任意规模均安全。百万请求及真实NPU/NVMe部署未验证。</w:t>
+        <w:t>所测最大决策耗时1257.757ms，小于题面60000ms；所测profile最大RSS为2631.9MiB，小于16384MB限制。程序仍需保存SDK输入输出、未完成请求和缓存状态，不能据此宣称恒定内存或任意规模均安全。百万请求及真实NPU/NVMe部署未验证。</w:t>
       </w:r>
     </w:p>
     <w:p>
